--- a/docs/questions/qs-propsofintegration.docx
+++ b/docs/questions/qs-propsofintegration.docx
@@ -44,7 +44,7 @@
       <w:r>
         <w:t xml:space="preserve"> </w:t>
       </w:r>
-      <w:hyperlink r:id="rId20">
+      <w:hyperlink r:id="rId9">
         <w:r>
           <w:rPr>
             <w:rStyle w:val="Hyperlink"/>
@@ -53,7 +53,7 @@
         </w:r>
       </w:hyperlink>
     </w:p>
-    <w:bookmarkStart w:id="21" w:name="q1"/>
+    <w:bookmarkStart w:id="10" w:name="q1"/>
     <w:p>
       <w:pPr>
         <w:pStyle w:val="Heading2"/>
@@ -248,8 +248,8 @@
         </m:r>
       </m:oMath>
     </w:p>
-    <w:bookmarkEnd w:id="21"/>
-    <w:bookmarkStart w:id="22" w:name="q2"/>
+    <w:bookmarkEnd w:id="10"/>
+    <w:bookmarkStart w:id="11" w:name="q2"/>
     <w:p>
       <w:pPr>
         <w:pStyle w:val="Heading2"/>
@@ -571,8 +571,8 @@
         </m:r>
       </m:oMath>
     </w:p>
-    <w:bookmarkEnd w:id="22"/>
-    <w:bookmarkStart w:id="23" w:name="q3"/>
+    <w:bookmarkEnd w:id="11"/>
+    <w:bookmarkStart w:id="12" w:name="q3"/>
     <w:p>
       <w:pPr>
         <w:pStyle w:val="Heading2"/>
@@ -935,8 +935,8 @@
         </m:r>
       </m:oMath>
     </w:p>
-    <w:bookmarkEnd w:id="23"/>
-    <w:bookmarkStart w:id="24" w:name="q5"/>
+    <w:bookmarkEnd w:id="12"/>
+    <w:bookmarkStart w:id="13" w:name="q5"/>
     <w:p>
       <w:pPr>
         <w:pStyle w:val="Heading2"/>
@@ -1247,19 +1247,21 @@
           </m:rPr>
           <m:t>cos</m:t>
         </m:r>
-        <m:d>
-          <m:dPr>
-            <m:begChr m:val="("/>
-            <m:sepChr m:val=""/>
-            <m:endChr m:val=")"/>
-            <m:grow/>
-          </m:dPr>
-          <m:e>
-            <m:r>
-              <m:t>x</m:t>
-            </m:r>
-          </m:e>
-        </m:d>
+        <m:r>
+          <m:rPr>
+            <m:sty m:val="p"/>
+          </m:rPr>
+          <m:t>(</m:t>
+        </m:r>
+        <m:r>
+          <m:t>x</m:t>
+        </m:r>
+        <m:r>
+          <m:rPr>
+            <m:sty m:val="p"/>
+          </m:rPr>
+          <m:t>)</m:t>
+        </m:r>
         <m:r>
           <m:t> </m:t>
         </m:r>
@@ -1300,22 +1302,24 @@
           </m:rPr>
           <m:t>sin</m:t>
         </m:r>
-        <m:d>
-          <m:dPr>
-            <m:begChr m:val="("/>
-            <m:sepChr m:val=""/>
-            <m:endChr m:val=")"/>
-            <m:grow/>
-          </m:dPr>
-          <m:e>
-            <m:r>
-              <m:t>2</m:t>
-            </m:r>
-            <m:r>
-              <m:t>x</m:t>
-            </m:r>
-          </m:e>
-        </m:d>
+        <m:r>
+          <m:rPr>
+            <m:sty m:val="p"/>
+          </m:rPr>
+          <m:t>(</m:t>
+        </m:r>
+        <m:r>
+          <m:t>2</m:t>
+        </m:r>
+        <m:r>
+          <m:t>x</m:t>
+        </m:r>
+        <m:r>
+          <m:rPr>
+            <m:sty m:val="p"/>
+          </m:rPr>
+          <m:t>)</m:t>
+        </m:r>
         <m:r>
           <m:t> </m:t>
         </m:r>
@@ -1371,19 +1375,21 @@
           </m:rPr>
           <m:t>cos</m:t>
         </m:r>
-        <m:d>
-          <m:dPr>
-            <m:begChr m:val="("/>
-            <m:sepChr m:val=""/>
-            <m:endChr m:val=")"/>
-            <m:grow/>
-          </m:dPr>
-          <m:e>
-            <m:r>
-              <m:t>x</m:t>
-            </m:r>
-          </m:e>
-        </m:d>
+        <m:r>
+          <m:rPr>
+            <m:sty m:val="p"/>
+          </m:rPr>
+          <m:t>(</m:t>
+        </m:r>
+        <m:r>
+          <m:t>x</m:t>
+        </m:r>
+        <m:r>
+          <m:rPr>
+            <m:sty m:val="p"/>
+          </m:rPr>
+          <m:t>)</m:t>
+        </m:r>
         <m:r>
           <m:t> </m:t>
         </m:r>
@@ -1424,22 +1430,24 @@
           </m:rPr>
           <m:t>cos</m:t>
         </m:r>
-        <m:d>
-          <m:dPr>
-            <m:begChr m:val="("/>
-            <m:sepChr m:val=""/>
-            <m:endChr m:val=")"/>
-            <m:grow/>
-          </m:dPr>
-          <m:e>
-            <m:r>
-              <m:t>3</m:t>
-            </m:r>
-            <m:r>
-              <m:t>x</m:t>
-            </m:r>
-          </m:e>
-        </m:d>
+        <m:r>
+          <m:rPr>
+            <m:sty m:val="p"/>
+          </m:rPr>
+          <m:t>(</m:t>
+        </m:r>
+        <m:r>
+          <m:t>3</m:t>
+        </m:r>
+        <m:r>
+          <m:t>x</m:t>
+        </m:r>
+        <m:r>
+          <m:rPr>
+            <m:sty m:val="p"/>
+          </m:rPr>
+          <m:t>)</m:t>
+        </m:r>
         <m:r>
           <m:t> </m:t>
         </m:r>
@@ -1519,8 +1527,8 @@
         </m:r>
       </m:oMath>
     </w:p>
-    <w:bookmarkEnd w:id="24"/>
-    <w:bookmarkStart w:id="25" w:name="q1-1"/>
+    <w:bookmarkEnd w:id="13"/>
+    <w:bookmarkStart w:id="14" w:name="q1-1"/>
     <w:p>
       <w:pPr>
         <w:pStyle w:val="Heading2"/>
@@ -1722,8 +1730,8 @@
         </m:r>
       </m:oMath>
     </w:p>
-    <w:bookmarkEnd w:id="25"/>
-    <w:bookmarkStart w:id="26" w:name="q2-1"/>
+    <w:bookmarkEnd w:id="14"/>
+    <w:bookmarkStart w:id="15" w:name="q2-1"/>
     <w:p>
       <w:pPr>
         <w:pStyle w:val="Heading2"/>
@@ -1823,8 +1831,8 @@
         </m:r>
       </m:oMath>
     </w:p>
-    <w:bookmarkEnd w:id="26"/>
-    <w:bookmarkStart w:id="27" w:name="q3-1"/>
+    <w:bookmarkEnd w:id="15"/>
+    <w:bookmarkStart w:id="16" w:name="q3-1"/>
     <w:p>
       <w:pPr>
         <w:pStyle w:val="Heading2"/>
@@ -1861,22 +1869,24 @@
           </m:rPr>
           <m:t>sin</m:t>
         </m:r>
-        <m:d>
-          <m:dPr>
-            <m:begChr m:val="("/>
-            <m:sepChr m:val=""/>
-            <m:endChr m:val=")"/>
-            <m:grow/>
-          </m:dPr>
-          <m:e>
-            <m:r>
-              <m:t>a</m:t>
-            </m:r>
-            <m:r>
-              <m:t>x</m:t>
-            </m:r>
-          </m:e>
-        </m:d>
+        <m:r>
+          <m:rPr>
+            <m:sty m:val="p"/>
+          </m:rPr>
+          <m:t>(</m:t>
+        </m:r>
+        <m:r>
+          <m:t>a</m:t>
+        </m:r>
+        <m:r>
+          <m:t>x</m:t>
+        </m:r>
+        <m:r>
+          <m:rPr>
+            <m:sty m:val="p"/>
+          </m:rPr>
+          <m:t>)</m:t>
+        </m:r>
       </m:oMath>
       <w:r>
         <w:t xml:space="preserve"> </w:t>
@@ -1894,22 +1904,24 @@
           </m:rPr>
           <m:t>cos</m:t>
         </m:r>
-        <m:d>
-          <m:dPr>
-            <m:begChr m:val="("/>
-            <m:sepChr m:val=""/>
-            <m:endChr m:val=")"/>
-            <m:grow/>
-          </m:dPr>
-          <m:e>
-            <m:r>
-              <m:t>b</m:t>
-            </m:r>
-            <m:r>
-              <m:t>x</m:t>
-            </m:r>
-          </m:e>
-        </m:d>
+        <m:r>
+          <m:rPr>
+            <m:sty m:val="p"/>
+          </m:rPr>
+          <m:t>(</m:t>
+        </m:r>
+        <m:r>
+          <m:t>b</m:t>
+        </m:r>
+        <m:r>
+          <m:t>x</m:t>
+        </m:r>
+        <m:r>
+          <m:rPr>
+            <m:sty m:val="p"/>
+          </m:rPr>
+          <m:t>)</m:t>
+        </m:r>
       </m:oMath>
       <w:r>
         <w:t xml:space="preserve"> </w:t>
@@ -1948,19 +1960,21 @@
               </m:rPr>
               <m:t>ln</m:t>
             </m:r>
-            <m:d>
-              <m:dPr>
-                <m:begChr m:val="("/>
-                <m:sepChr m:val=""/>
-                <m:endChr m:val=")"/>
-                <m:grow/>
-              </m:dPr>
-              <m:e>
-                <m:r>
-                  <m:t>3</m:t>
-                </m:r>
-              </m:e>
-            </m:d>
+            <m:r>
+              <m:rPr>
+                <m:sty m:val="p"/>
+              </m:rPr>
+              <m:t>(</m:t>
+            </m:r>
+            <m:r>
+              <m:t>3</m:t>
+            </m:r>
+            <m:r>
+              <m:rPr>
+                <m:sty m:val="p"/>
+              </m:rPr>
+              <m:t>)</m:t>
+            </m:r>
           </m:sup>
           <m:e>
             <m:r>
@@ -2394,19 +2408,21 @@
             </m:r>
           </m:e>
         </m:nary>
-        <m:d>
-          <m:dPr>
-            <m:begChr m:val="("/>
-            <m:sepChr m:val=""/>
-            <m:endChr m:val=")"/>
-            <m:grow/>
-          </m:dPr>
-          <m:e>
-            <m:r>
-              <m:t>x</m:t>
-            </m:r>
-          </m:e>
-        </m:d>
+        <m:r>
+          <m:rPr>
+            <m:sty m:val="p"/>
+          </m:rPr>
+          <m:t>(</m:t>
+        </m:r>
+        <m:r>
+          <m:t>x</m:t>
+        </m:r>
+        <m:r>
+          <m:rPr>
+            <m:sty m:val="p"/>
+          </m:rPr>
+          <m:t>)</m:t>
+        </m:r>
         <m:r>
           <m:t> </m:t>
         </m:r>
@@ -2461,19 +2477,21 @@
             </m:r>
           </m:e>
         </m:nary>
-        <m:d>
-          <m:dPr>
-            <m:begChr m:val="("/>
-            <m:sepChr m:val=""/>
-            <m:endChr m:val=")"/>
-            <m:grow/>
-          </m:dPr>
-          <m:e>
-            <m:r>
-              <m:t>x</m:t>
-            </m:r>
-          </m:e>
-        </m:d>
+        <m:r>
+          <m:rPr>
+            <m:sty m:val="p"/>
+          </m:rPr>
+          <m:t>(</m:t>
+        </m:r>
+        <m:r>
+          <m:t>x</m:t>
+        </m:r>
+        <m:r>
+          <m:rPr>
+            <m:sty m:val="p"/>
+          </m:rPr>
+          <m:t>)</m:t>
+        </m:r>
         <m:r>
           <m:t> </m:t>
         </m:r>
@@ -2537,22 +2555,24 @@
             </m:r>
           </m:e>
         </m:nary>
-        <m:d>
-          <m:dPr>
-            <m:begChr m:val="("/>
-            <m:sepChr m:val=""/>
-            <m:endChr m:val=")"/>
-            <m:grow/>
-          </m:dPr>
-          <m:e>
-            <m:r>
-              <m:t>2</m:t>
-            </m:r>
-            <m:r>
-              <m:t>x</m:t>
-            </m:r>
-          </m:e>
-        </m:d>
+        <m:r>
+          <m:rPr>
+            <m:sty m:val="p"/>
+          </m:rPr>
+          <m:t>(</m:t>
+        </m:r>
+        <m:r>
+          <m:t>2</m:t>
+        </m:r>
+        <m:r>
+          <m:t>x</m:t>
+        </m:r>
+        <m:r>
+          <m:rPr>
+            <m:sty m:val="p"/>
+          </m:rPr>
+          <m:t>)</m:t>
+        </m:r>
         <m:r>
           <m:t> </m:t>
         </m:r>
@@ -2567,8 +2587,8 @@
         </m:r>
       </m:oMath>
     </w:p>
-    <w:bookmarkEnd w:id="27"/>
-    <w:bookmarkStart w:id="29" w:name="q4"/>
+    <w:bookmarkEnd w:id="16"/>
+    <w:bookmarkStart w:id="18" w:name="q4"/>
     <w:p>
       <w:pPr>
         <w:pStyle w:val="Heading2"/>
@@ -2605,22 +2625,24 @@
           </m:rPr>
           <m:t>sin</m:t>
         </m:r>
-        <m:d>
-          <m:dPr>
-            <m:begChr m:val="("/>
-            <m:sepChr m:val=""/>
-            <m:endChr m:val=")"/>
-            <m:grow/>
-          </m:dPr>
-          <m:e>
-            <m:r>
-              <m:t>a</m:t>
-            </m:r>
-            <m:r>
-              <m:t>x</m:t>
-            </m:r>
-          </m:e>
-        </m:d>
+        <m:r>
+          <m:rPr>
+            <m:sty m:val="p"/>
+          </m:rPr>
+          <m:t>(</m:t>
+        </m:r>
+        <m:r>
+          <m:t>a</m:t>
+        </m:r>
+        <m:r>
+          <m:t>x</m:t>
+        </m:r>
+        <m:r>
+          <m:rPr>
+            <m:sty m:val="p"/>
+          </m:rPr>
+          <m:t>)</m:t>
+        </m:r>
       </m:oMath>
       <w:r>
         <w:t xml:space="preserve"> </w:t>
@@ -2638,22 +2660,24 @@
           </m:rPr>
           <m:t>cos</m:t>
         </m:r>
-        <m:d>
-          <m:dPr>
-            <m:begChr m:val="("/>
-            <m:sepChr m:val=""/>
-            <m:endChr m:val=")"/>
-            <m:grow/>
-          </m:dPr>
-          <m:e>
-            <m:r>
-              <m:t>b</m:t>
-            </m:r>
-            <m:r>
-              <m:t>x</m:t>
-            </m:r>
-          </m:e>
-        </m:d>
+        <m:r>
+          <m:rPr>
+            <m:sty m:val="p"/>
+          </m:rPr>
+          <m:t>(</m:t>
+        </m:r>
+        <m:r>
+          <m:t>b</m:t>
+        </m:r>
+        <m:r>
+          <m:t>x</m:t>
+        </m:r>
+        <m:r>
+          <m:rPr>
+            <m:sty m:val="p"/>
+          </m:rPr>
+          <m:t>)</m:t>
+        </m:r>
       </m:oMath>
       <w:r>
         <w:t xml:space="preserve"> </w:t>
@@ -2711,22 +2735,24 @@
             </m:r>
           </m:e>
         </m:nary>
-        <m:d>
-          <m:dPr>
-            <m:begChr m:val="("/>
-            <m:sepChr m:val=""/>
-            <m:endChr m:val=")"/>
-            <m:grow/>
-          </m:dPr>
-          <m:e>
-            <m:r>
-              <m:t>2</m:t>
-            </m:r>
-            <m:r>
-              <m:t>x</m:t>
-            </m:r>
-          </m:e>
-        </m:d>
+        <m:r>
+          <m:rPr>
+            <m:sty m:val="p"/>
+          </m:rPr>
+          <m:t>(</m:t>
+        </m:r>
+        <m:r>
+          <m:t>2</m:t>
+        </m:r>
+        <m:r>
+          <m:t>x</m:t>
+        </m:r>
+        <m:r>
+          <m:rPr>
+            <m:sty m:val="p"/>
+          </m:rPr>
+          <m:t>)</m:t>
+        </m:r>
         <m:r>
           <m:t> </m:t>
         </m:r>
@@ -2796,22 +2822,24 @@
             </m:r>
           </m:e>
         </m:nary>
-        <m:d>
-          <m:dPr>
-            <m:begChr m:val="("/>
-            <m:sepChr m:val=""/>
-            <m:endChr m:val=")"/>
-            <m:grow/>
-          </m:dPr>
-          <m:e>
-            <m:r>
-              <m:t>3</m:t>
-            </m:r>
-            <m:r>
-              <m:t>x</m:t>
-            </m:r>
-          </m:e>
-        </m:d>
+        <m:r>
+          <m:rPr>
+            <m:sty m:val="p"/>
+          </m:rPr>
+          <m:t>(</m:t>
+        </m:r>
+        <m:r>
+          <m:t>3</m:t>
+        </m:r>
+        <m:r>
+          <m:t>x</m:t>
+        </m:r>
+        <m:r>
+          <m:rPr>
+            <m:sty m:val="p"/>
+          </m:rPr>
+          <m:t>)</m:t>
+        </m:r>
         <m:r>
           <m:t> </m:t>
         </m:r>
@@ -2830,7 +2858,7 @@
       <w:pPr>
         <w:pStyle w:val="BodyText"/>
       </w:pPr>
-      <w:hyperlink r:id="rId28">
+      <w:hyperlink r:id="rId17">
         <w:r>
           <w:rPr>
             <w:rStyle w:val="Hyperlink"/>
@@ -2846,8 +2874,8 @@
         </w:pict>
       </w:r>
     </w:p>
-    <w:bookmarkEnd w:id="29"/>
-    <w:bookmarkStart w:id="31" w:name="version-history-and-licensing"/>
+    <w:bookmarkEnd w:id="18"/>
+    <w:bookmarkStart w:id="20" w:name="version-history-and-licensing"/>
     <w:p>
       <w:pPr>
         <w:pStyle w:val="Heading2"/>
@@ -2868,7 +2896,7 @@
       <w:pPr>
         <w:pStyle w:val="BodyText"/>
       </w:pPr>
-      <w:hyperlink r:id="rId30">
+      <w:hyperlink r:id="rId19">
         <w:r>
           <w:rPr>
             <w:rStyle w:val="Hyperlink"/>
@@ -2877,7 +2905,7 @@
         </w:r>
       </w:hyperlink>
     </w:p>
-    <w:bookmarkEnd w:id="31"/>
+    <w:bookmarkEnd w:id="20"/>
     <w:sectPr>
       <w:pgSz w:h="15840" w:w="12240"/>
       <w:pgMar w:bottom="1440" w:footer="720" w:gutter="0" w:header="720" w:left="1440" w:right="1440" w:top="1440"/>
